--- a/Rodrigo/Angular Python/Rodrigo Fernandez.docx
+++ b/Rodrigo/Angular Python/Rodrigo Fernandez.docx
@@ -191,13 +191,13 @@
         <w:rPr>
           <w:szCs w:val="24"/>
         </w:rPr>
-        <w:t>www.linkedin.com/in/rodrigobermejo-fernández-9a5a0664</w:t>
-      </w:r>
-      <w:r>
-        <w:rPr>
-          <w:szCs w:val="24"/>
-        </w:rPr>
-        <w:t xml:space="preserve"> | </w:t>
+        <w:t>https://www.linkedin.com/in/rodrigo-bermejo-fern%C3%A1ndez-9a5a0664/</w:t>
+      </w:r>
+      <w:r>
+        <w:rPr>
+          <w:szCs w:val="24"/>
+        </w:rPr>
+        <w:t xml:space="preserve">| </w:t>
       </w:r>
       <w:r>
         <w:rPr>
@@ -233,6 +233,8 @@
         </w:rPr>
         <w:t>Summary</w:t>
       </w:r>
+      <w:bookmarkStart w:id="0" w:name="_GoBack"/>
+      <w:bookmarkEnd w:id="0"/>
     </w:p>
     <w:p>
       <w:pPr>
@@ -263,37 +265,58 @@
       </w:r>
       <w:proofErr w:type="spellEnd"/>
       <w:r>
-        <w:t>, and internal business platforms, using Angular 10–1</w:t>
-      </w:r>
-      <w:r>
-        <w:t>8</w:t>
-      </w:r>
-      <w:r>
-        <w:t xml:space="preserve">, </w:t>
+        <w:t xml:space="preserve">, and internal business platforms, using </w:t>
+      </w:r>
+      <w:r>
+        <w:rPr>
+          <w:b/>
+        </w:rPr>
+        <w:t xml:space="preserve">Angular 10–18, </w:t>
       </w:r>
       <w:proofErr w:type="spellStart"/>
       <w:r>
+        <w:rPr>
+          <w:b/>
+        </w:rPr>
         <w:t>TypeScript</w:t>
       </w:r>
       <w:proofErr w:type="spellEnd"/>
       <w:r>
+        <w:rPr>
+          <w:b/>
+        </w:rPr>
         <w:t xml:space="preserve"> 4–5, Python 3.8–3.12, Django 3–5, </w:t>
       </w:r>
       <w:proofErr w:type="spellStart"/>
       <w:r>
+        <w:rPr>
+          <w:b/>
+        </w:rPr>
         <w:t>FastAPI</w:t>
       </w:r>
       <w:proofErr w:type="spellEnd"/>
       <w:r>
+        <w:rPr>
+          <w:b/>
+        </w:rPr>
         <w:t xml:space="preserve"> 0.95–0.110, PostgreSQL 12–16, REST APIs, Celery 5, </w:t>
       </w:r>
       <w:proofErr w:type="spellStart"/>
       <w:r>
+        <w:rPr>
+          <w:b/>
+        </w:rPr>
         <w:t>Redis</w:t>
       </w:r>
       <w:proofErr w:type="spellEnd"/>
       <w:r>
-        <w:t xml:space="preserve"> 6–7, Docker, Kubernetes, and AWS. Skilled in modernizing AngularJS and legacy Django systems into secure, observable, high-performance platforms, resolving production defects, improving API latency, strengthening CI/CD, and delivering reusable UI and backend architecture for enterprise teams. Known for flexible ownership across frontend, API, database, DevOps, and production support.</w:t>
+        <w:rPr>
+          <w:b/>
+        </w:rPr>
+        <w:t xml:space="preserve"> 6–7,</w:t>
+      </w:r>
+      <w:r>
+        <w:t xml:space="preserve"> Docker, Kubernetes, and AWS. Skilled in modernizing AngularJS and legacy Django systems into secure, observable, high-performance platforms, resolving production defects, improving API latency, strengthening CI/CD, and delivering reusable UI and backend architecture for enterprise teams. Known for flexible ownership across frontend, API, database, DevOps, and production support.</w:t>
       </w:r>
     </w:p>
     <w:p>
@@ -1254,21 +1277,13 @@
         <w:rPr>
           <w:szCs w:val="24"/>
         </w:rPr>
-        <w:t xml:space="preserve">Reduced deployment errors by </w:t>
-      </w:r>
-      <w:r>
-        <w:rPr>
-          <w:b/>
-          <w:bCs/>
-          <w:szCs w:val="24"/>
-        </w:rPr>
-        <w:t>31%</w:t>
-      </w:r>
-      <w:r>
-        <w:rPr>
-          <w:szCs w:val="24"/>
-        </w:rPr>
-        <w:t xml:space="preserve"> by improving GitHub Actions pipelines, adding test gates, standardizing Docker builds, and separating environment configuration for staging and production.</w:t>
+        <w:t xml:space="preserve">Reduced deployment errors </w:t>
+      </w:r>
+      <w:r>
+        <w:rPr>
+          <w:szCs w:val="24"/>
+        </w:rPr>
+        <w:t>by improving GitHub Actions pipelines, adding test gates, standardizing Docker builds, and separating environment configuration for staging and production.</w:t>
       </w:r>
     </w:p>
     <w:p>
@@ -2145,21 +2160,19 @@
         <w:rPr>
           <w:szCs w:val="24"/>
         </w:rPr>
-        <w:t xml:space="preserve">Improved database-heavy report generation by </w:t>
-      </w:r>
-      <w:r>
-        <w:rPr>
-          <w:b/>
-          <w:bCs/>
-          <w:szCs w:val="24"/>
-        </w:rPr>
-        <w:t>29%</w:t>
-      </w:r>
-      <w:r>
-        <w:rPr>
-          <w:szCs w:val="24"/>
-        </w:rPr>
-        <w:t xml:space="preserve"> by rewriting inefficient joins, adding indexes, limiting unnecessary columns, and moving slow calculations out of request paths.</w:t>
+        <w:t>Improved d</w:t>
+      </w:r>
+      <w:r>
+        <w:rPr>
+          <w:szCs w:val="24"/>
+        </w:rPr>
+        <w:t xml:space="preserve">atabase-heavy report generation </w:t>
+      </w:r>
+      <w:r>
+        <w:rPr>
+          <w:szCs w:val="24"/>
+        </w:rPr>
+        <w:t>by rewriting inefficient joins, adding indexes, limiting unnecessary columns, and moving slow calculations out of request paths.</w:t>
       </w:r>
     </w:p>
     <w:p>
@@ -2469,21 +2482,7 @@
         <w:rPr>
           <w:szCs w:val="24"/>
         </w:rPr>
-        <w:t xml:space="preserve">Improved SQL query performance by </w:t>
-      </w:r>
-      <w:r>
-        <w:rPr>
-          <w:b/>
-          <w:bCs/>
-          <w:szCs w:val="24"/>
-        </w:rPr>
-        <w:t>21%</w:t>
-      </w:r>
-      <w:r>
-        <w:rPr>
-          <w:szCs w:val="24"/>
-        </w:rPr>
-        <w:t xml:space="preserve"> on internal reports by adding indexes, reducing unnecessary joins, and reviewing slow query logs with senior database engineers.</w:t>
+        <w:t>Improved SQL query performance on internal reports by adding indexes, reducing unnecessary joins, and reviewing slow query logs with senior database engineers.</w:t>
       </w:r>
     </w:p>
     <w:p>
@@ -2752,8 +2751,6 @@
         </w:rPr>
         <w:t>)</w:t>
       </w:r>
-      <w:bookmarkStart w:id="0" w:name="_GoBack"/>
-      <w:bookmarkEnd w:id="0"/>
     </w:p>
     <w:sectPr>
       <w:pgSz w:w="12240" w:h="15840"/>

--- a/Rodrigo/Angular Python/Rodrigo Fernandez.docx
+++ b/Rodrigo/Angular Python/Rodrigo Fernandez.docx
@@ -120,14 +120,32 @@
           <w:bCs/>
           <w:szCs w:val="24"/>
         </w:rPr>
-        <w:t>Python (Django/ FastAPI)</w:t>
-      </w:r>
+        <w:t xml:space="preserve">Python (Django/ </w:t>
+      </w:r>
+      <w:proofErr w:type="spellStart"/>
       <w:r>
         <w:rPr>
           <w:b/>
           <w:bCs/>
           <w:szCs w:val="24"/>
         </w:rPr>
+        <w:t>FastAPI</w:t>
+      </w:r>
+      <w:proofErr w:type="spellEnd"/>
+      <w:r>
+        <w:rPr>
+          <w:b/>
+          <w:bCs/>
+          <w:szCs w:val="24"/>
+        </w:rPr>
+        <w:t>)</w:t>
+      </w:r>
+      <w:r>
+        <w:rPr>
+          <w:b/>
+          <w:bCs/>
+          <w:szCs w:val="24"/>
+        </w:rPr>
         <w:t xml:space="preserve"> Full</w:t>
       </w:r>
       <w:r>
@@ -167,6 +185,11 @@
           <w:szCs w:val="24"/>
         </w:rPr>
         <w:br/>
+      </w:r>
+      <w:r>
+        <w:rPr>
+          <w:szCs w:val="24"/>
+        </w:rPr>
         <w:t xml:space="preserve">Katy, Texas </w:t>
       </w:r>
       <w:r>
@@ -179,13 +202,19 @@
         <w:rPr>
           <w:szCs w:val="24"/>
         </w:rPr>
-        <w:t>+1 (407) 801-1287</w:t>
-      </w:r>
-      <w:r>
-        <w:rPr>
-          <w:szCs w:val="24"/>
-        </w:rPr>
-        <w:t xml:space="preserve"> | </w:t>
+        <w:t>+</w:t>
+      </w:r>
+      <w:r>
+        <w:rPr>
+          <w:szCs w:val="24"/>
+        </w:rPr>
+        <w:t>1 (430) 279-2231</w:t>
+      </w:r>
+      <w:r>
+        <w:rPr>
+          <w:szCs w:val="24"/>
+        </w:rPr>
+        <w:t xml:space="preserve">| </w:t>
       </w:r>
       <w:r>
         <w:rPr>
@@ -205,6 +234,8 @@
         </w:rPr>
         <w:t>rodrigobfdev@gmail.com</w:t>
       </w:r>
+      <w:bookmarkStart w:id="0" w:name="_GoBack"/>
+      <w:bookmarkEnd w:id="0"/>
     </w:p>
     <w:p>
       <w:pPr>
@@ -233,8 +264,6 @@
         </w:rPr>
         <w:t>Summary</w:t>
       </w:r>
-      <w:bookmarkStart w:id="0" w:name="_GoBack"/>
-      <w:bookmarkEnd w:id="0"/>
     </w:p>
     <w:p>
       <w:pPr>
